--- a/apps/web/public/заява_про_видачу_копії_рішення.docx
+++ b/apps/web/public/заява_про_видачу_копії_рішення.docx
@@ -359,50 +359,6 @@
           <w:lang w:val="en-US"/>
         </w:rPr>
         <w:t xml:space="preserve"> ]]</w:t>
-      </w:r>
-      <w:r>
-        <w:rPr>
-          <w:rFonts w:ascii="Times New Roman" w:hAnsi="Times New Roman" w:cs="Times New Roman"/>
-          <w:lang w:val="uk-UA"/>
-        </w:rPr>
-        <w:t xml:space="preserve">, не має зареєстрованого електронного</w:t>
-      </w:r>
-      <w:r>
-        <w:rPr>
-          <w:rFonts w:ascii="Times New Roman" w:hAnsi="Times New Roman" w:cs="Times New Roman"/>
-          <w:lang w:val="uk-UA"/>
-        </w:rPr>
-      </w:r>
-      <w:r>
-        <w:rPr>
-          <w:rFonts w:ascii="Times New Roman" w:hAnsi="Times New Roman" w:cs="Times New Roman"/>
-          <w:lang w:val="uk-UA"/>
-        </w:rPr>
-      </w:r>
-    </w:p>
-    <w:p>
-      <w:pPr>
-        <w:pBdr/>
-        <w:spacing/>
-        <w:ind/>
-        <w:jc w:val="right"/>
-        <w:rPr>
-          <w:rFonts w:ascii="Times New Roman" w:hAnsi="Times New Roman" w:cs="Times New Roman"/>
-          <w:lang w:val="uk-UA"/>
-        </w:rPr>
-      </w:pPr>
-      <w:r>
-        <w:rPr>
-          <w:rFonts w:ascii="Times New Roman" w:hAnsi="Times New Roman" w:cs="Times New Roman"/>
-          <w:lang w:val="uk-UA"/>
-        </w:rPr>
-        <w:t xml:space="preserve">Кабінету  у підсистемі Електронний суд ЄСІТС</w:t>
-      </w:r>
-      <w:r>
-        <w:rPr>
-          <w:rFonts w:ascii="Times New Roman" w:hAnsi="Times New Roman" w:cs="Times New Roman"/>
-          <w:lang w:val="uk-UA"/>
-        </w:rPr>
       </w:r>
       <w:r>
         <w:rPr>
